--- a/杨易京 2026302192084.docx
+++ b/杨易京 2026302192084.docx
@@ -429,7 +429,31 @@
                 <w:sz w:val="24"/>
                 <w:szCs w:val="28"/>
               </w:rPr>
-              <w:t>指导老师：丁建立 胡黔南</w:t>
+              <w:t>指导老师：丁建</w:t>
+            </w:r>
+            <w:r>
+              <w:rPr>
+                <w:rFonts w:ascii="仿宋" w:eastAsia="仿宋" w:hAnsi="仿宋" w:hint="eastAsia"/>
+                <w:sz w:val="24"/>
+                <w:szCs w:val="28"/>
+              </w:rPr>
+              <w:t>利</w:t>
+            </w:r>
+            <w:r>
+              <w:rPr>
+                <w:rFonts w:ascii="仿宋" w:eastAsia="仿宋" w:hAnsi="仿宋" w:hint="eastAsia"/>
+                <w:sz w:val="24"/>
+                <w:szCs w:val="28"/>
+              </w:rPr>
+              <w:t xml:space="preserve"> 胡黔</w:t>
+            </w:r>
+            <w:r>
+              <w:rPr>
+                <w:rFonts w:ascii="仿宋" w:eastAsia="仿宋" w:hAnsi="仿宋" w:hint="eastAsia"/>
+                <w:sz w:val="24"/>
+                <w:szCs w:val="28"/>
+              </w:rPr>
+              <w:t>楠</w:t>
             </w:r>
           </w:p>
         </w:tc>
@@ -2933,7 +2957,7 @@
           <w:p>
             <w:pPr>
               <w:rPr>
-                <w:rFonts w:ascii="仿宋" w:eastAsia="仿宋" w:hAnsi="仿宋" w:cs="仿宋"/>
+                <w:rFonts w:ascii="仿宋" w:eastAsia="仿宋" w:hAnsi="仿宋" w:cs="仿宋" w:hint="eastAsia"/>
                 <w:sz w:val="24"/>
               </w:rPr>
             </w:pPr>
@@ -2948,7 +2972,7 @@
           <w:p>
             <w:pPr>
               <w:rPr>
-                <w:rFonts w:ascii="仿宋" w:eastAsia="仿宋" w:hAnsi="仿宋"/>
+                <w:rFonts w:ascii="仿宋" w:eastAsia="仿宋" w:hAnsi="仿宋" w:hint="eastAsia"/>
                 <w:sz w:val="24"/>
                 <w:szCs w:val="28"/>
               </w:rPr>
@@ -3381,7 +3405,7 @@
           <w:p>
             <w:pPr>
               <w:rPr>
-                <w:rFonts w:ascii="仿宋" w:eastAsia="仿宋" w:hAnsi="仿宋"/>
+                <w:rFonts w:ascii="仿宋" w:eastAsia="仿宋" w:hAnsi="仿宋" w:hint="eastAsia"/>
                 <w:sz w:val="24"/>
                 <w:szCs w:val="28"/>
               </w:rPr>
@@ -3846,7 +3870,7 @@
           <w:p>
             <w:pPr>
               <w:rPr>
-                <w:rFonts w:ascii="仿宋" w:eastAsia="仿宋" w:hAnsi="仿宋"/>
+                <w:rFonts w:ascii="仿宋" w:eastAsia="仿宋" w:hAnsi="仿宋" w:hint="eastAsia"/>
                 <w:sz w:val="24"/>
                 <w:szCs w:val="28"/>
               </w:rPr>
@@ -4157,7 +4181,7 @@
           <w:p>
             <w:pPr>
               <w:rPr>
-                <w:rFonts w:ascii="仿宋" w:eastAsia="仿宋" w:hAnsi="仿宋"/>
+                <w:rFonts w:ascii="仿宋" w:eastAsia="仿宋" w:hAnsi="仿宋" w:hint="eastAsia"/>
                 <w:sz w:val="24"/>
                 <w:szCs w:val="28"/>
               </w:rPr>
@@ -4174,7 +4198,7 @@
           <w:p>
             <w:pPr>
               <w:rPr>
-                <w:rFonts w:ascii="仿宋" w:eastAsia="仿宋" w:hAnsi="仿宋"/>
+                <w:rFonts w:ascii="仿宋" w:eastAsia="仿宋" w:hAnsi="仿宋" w:hint="eastAsia"/>
                 <w:sz w:val="24"/>
                 <w:szCs w:val="28"/>
               </w:rPr>
@@ -4432,7 +4456,7 @@
           <w:p>
             <w:pPr>
               <w:rPr>
-                <w:rFonts w:ascii="仿宋" w:eastAsia="仿宋" w:hAnsi="仿宋"/>
+                <w:rFonts w:ascii="仿宋" w:eastAsia="仿宋" w:hAnsi="仿宋" w:hint="eastAsia"/>
                 <w:sz w:val="24"/>
                 <w:szCs w:val="28"/>
               </w:rPr>
@@ -4639,7 +4663,7 @@
           <w:p>
             <w:pPr>
               <w:rPr>
-                <w:rFonts w:ascii="仿宋" w:eastAsia="仿宋" w:hAnsi="仿宋"/>
+                <w:rFonts w:ascii="仿宋" w:eastAsia="仿宋" w:hAnsi="仿宋" w:hint="eastAsia"/>
                 <w:sz w:val="24"/>
                 <w:szCs w:val="28"/>
               </w:rPr>
@@ -4738,7 +4762,7 @@
             <w:pPr>
               <w:ind w:firstLineChars="200" w:firstLine="480"/>
               <w:rPr>
-                <w:rFonts w:ascii="仿宋" w:eastAsia="仿宋" w:hAnsi="仿宋"/>
+                <w:rFonts w:ascii="仿宋" w:eastAsia="仿宋" w:hAnsi="仿宋" w:hint="eastAsia"/>
                 <w:sz w:val="24"/>
                 <w:szCs w:val="28"/>
               </w:rPr>
@@ -4756,7 +4780,7 @@
             <w:pPr>
               <w:ind w:firstLineChars="200" w:firstLine="480"/>
               <w:rPr>
-                <w:rFonts w:ascii="仿宋" w:eastAsia="仿宋" w:hAnsi="仿宋"/>
+                <w:rFonts w:ascii="仿宋" w:eastAsia="仿宋" w:hAnsi="仿宋" w:hint="eastAsia"/>
                 <w:sz w:val="24"/>
                 <w:szCs w:val="28"/>
               </w:rPr>
@@ -4774,7 +4798,7 @@
             <w:pPr>
               <w:ind w:firstLineChars="200" w:firstLine="480"/>
               <w:rPr>
-                <w:rFonts w:ascii="仿宋" w:eastAsia="仿宋" w:hAnsi="仿宋"/>
+                <w:rFonts w:ascii="仿宋" w:eastAsia="仿宋" w:hAnsi="仿宋" w:hint="eastAsia"/>
                 <w:sz w:val="24"/>
                 <w:szCs w:val="28"/>
               </w:rPr>
